--- a/docs/dossiers/KOR-Dossier-Kennedy-Wilson-2026-06-26.docx
+++ b/docs/dossiers/KOR-Dossier-Kennedy-Wilson-2026-06-26.docx
@@ -48,7 +48,7 @@
     </w:p>
     <w:p>
       <w:r>
-        <w:pict w14:anchorId="5EADD044">
+        <w:pict w14:anchorId="3ECAD17C">
           <v:rect id="_x0000_i1025" style="width:0;height:1.5pt" o:hralign="center" o:hrstd="t" o:hr="t"/>
         </w:pict>
       </w:r>
@@ -56,7 +56,6 @@
     <w:p>
       <w:pPr>
         <w:pStyle w:val="Heading2"/>
-        <w:pageBreakBefore/>
       </w:pPr>
       <w:bookmarkStart w:id="1" w:name="snapshot"/>
       <w:r>
@@ -76,8 +75,8 @@
         <w:tblLook w:val="0420" w:firstRow="1" w:lastRow="0" w:firstColumn="0" w:lastColumn="0" w:noHBand="0" w:noVBand="1"/>
       </w:tblPr>
       <w:tblGrid>
-        <w:gridCol w:w="4780"/>
-        <w:gridCol w:w="4780"/>
+        <w:gridCol w:w="5220"/>
+        <w:gridCol w:w="5220"/>
       </w:tblGrid>
       <w:tr>
         <w:trPr>
@@ -93,12 +92,12 @@
             <w:pPr>
               <w:pStyle w:val="Compact"/>
               <w:rPr>
-                <w:sz w:val="19"/>
-              </w:rPr>
-            </w:pPr>
-            <w:r>
-              <w:rPr>
-                <w:sz w:val="19"/>
+                <w:sz w:val="17"/>
+              </w:rPr>
+            </w:pPr>
+            <w:r>
+              <w:rPr>
+                <w:sz w:val="17"/>
               </w:rPr>
               <w:t>Field</w:t>
             </w:r>
@@ -112,12 +111,12 @@
             <w:pPr>
               <w:pStyle w:val="Compact"/>
               <w:rPr>
-                <w:sz w:val="19"/>
-              </w:rPr>
-            </w:pPr>
-            <w:r>
-              <w:rPr>
-                <w:sz w:val="19"/>
+                <w:sz w:val="17"/>
+              </w:rPr>
+            </w:pPr>
+            <w:r>
+              <w:rPr>
+                <w:sz w:val="17"/>
               </w:rPr>
               <w:t>Detail</w:t>
             </w:r>
@@ -137,14 +136,14 @@
             <w:pPr>
               <w:pStyle w:val="Compact"/>
               <w:rPr>
-                <w:sz w:val="19"/>
+                <w:sz w:val="17"/>
               </w:rPr>
             </w:pPr>
             <w:r>
               <w:rPr>
                 <w:b/>
                 <w:bCs/>
-                <w:sz w:val="19"/>
+                <w:sz w:val="17"/>
               </w:rPr>
               <w:t>Type</w:t>
             </w:r>
@@ -158,12 +157,12 @@
             <w:pPr>
               <w:pStyle w:val="Compact"/>
               <w:rPr>
-                <w:sz w:val="19"/>
-              </w:rPr>
-            </w:pPr>
-            <w:r>
-              <w:rPr>
-                <w:sz w:val="19"/>
+                <w:sz w:val="17"/>
+              </w:rPr>
+            </w:pPr>
+            <w:r>
+              <w:rPr>
+                <w:sz w:val="17"/>
               </w:rPr>
               <w:t>Multifamily developer / investor / asset manager</w:t>
             </w:r>
@@ -182,14 +181,14 @@
             <w:pPr>
               <w:pStyle w:val="Compact"/>
               <w:rPr>
-                <w:sz w:val="19"/>
+                <w:sz w:val="17"/>
               </w:rPr>
             </w:pPr>
             <w:r>
               <w:rPr>
                 <w:b/>
                 <w:bCs/>
-                <w:sz w:val="19"/>
+                <w:sz w:val="17"/>
               </w:rPr>
               <w:t>HQ</w:t>
             </w:r>
@@ -203,12 +202,12 @@
             <w:pPr>
               <w:pStyle w:val="Compact"/>
               <w:rPr>
-                <w:sz w:val="19"/>
-              </w:rPr>
-            </w:pPr>
-            <w:r>
-              <w:rPr>
-                <w:sz w:val="19"/>
+                <w:sz w:val="17"/>
+              </w:rPr>
+            </w:pPr>
+            <w:r>
+              <w:rPr>
+                <w:sz w:val="17"/>
               </w:rPr>
               <w:t>Beverly Hills, CA — with Bellevue WA office covering PNW</w:t>
             </w:r>
@@ -228,14 +227,14 @@
             <w:pPr>
               <w:pStyle w:val="Compact"/>
               <w:rPr>
-                <w:sz w:val="19"/>
+                <w:sz w:val="17"/>
               </w:rPr>
             </w:pPr>
             <w:r>
               <w:rPr>
                 <w:b/>
                 <w:bCs/>
-                <w:sz w:val="19"/>
+                <w:sz w:val="17"/>
               </w:rPr>
               <w:t>Leadership</w:t>
             </w:r>
@@ -249,12 +248,12 @@
             <w:pPr>
               <w:pStyle w:val="Compact"/>
               <w:rPr>
-                <w:sz w:val="19"/>
-              </w:rPr>
-            </w:pPr>
-            <w:r>
-              <w:rPr>
-                <w:sz w:val="19"/>
+                <w:sz w:val="17"/>
+              </w:rPr>
+            </w:pPr>
+            <w:r>
+              <w:rPr>
+                <w:sz w:val="17"/>
               </w:rPr>
               <w:t>William McMorrow (Chairman &amp; CEO); Matt Windisch (President)</w:t>
             </w:r>
@@ -273,14 +272,14 @@
             <w:pPr>
               <w:pStyle w:val="Compact"/>
               <w:rPr>
-                <w:sz w:val="19"/>
+                <w:sz w:val="17"/>
               </w:rPr>
             </w:pPr>
             <w:r>
               <w:rPr>
                 <w:b/>
                 <w:bCs/>
-                <w:sz w:val="19"/>
+                <w:sz w:val="17"/>
               </w:rPr>
               <w:t>Scale / AUM</w:t>
             </w:r>
@@ -294,12 +293,12 @@
             <w:pPr>
               <w:pStyle w:val="Compact"/>
               <w:rPr>
-                <w:sz w:val="19"/>
-              </w:rPr>
-            </w:pPr>
-            <w:r>
-              <w:rPr>
-                <w:sz w:val="19"/>
+                <w:sz w:val="17"/>
+              </w:rPr>
+            </w:pPr>
+            <w:r>
+              <w:rPr>
+                <w:sz w:val="17"/>
               </w:rPr>
               <w:t>~$28B pre-Toll Brothers; ~$33–36B post-acquisition (Toll Brothers platform closed ~Q4 2025, added $5B+ AUM)</w:t>
             </w:r>
@@ -319,14 +318,14 @@
             <w:pPr>
               <w:pStyle w:val="Compact"/>
               <w:rPr>
-                <w:sz w:val="19"/>
+                <w:sz w:val="17"/>
               </w:rPr>
             </w:pPr>
             <w:r>
               <w:rPr>
                 <w:b/>
                 <w:bCs/>
-                <w:sz w:val="19"/>
+                <w:sz w:val="17"/>
               </w:rPr>
               <w:t>KOR markets active</w:t>
             </w:r>
@@ -340,12 +339,12 @@
             <w:pPr>
               <w:pStyle w:val="Compact"/>
               <w:rPr>
-                <w:sz w:val="19"/>
-              </w:rPr>
-            </w:pPr>
-            <w:r>
-              <w:rPr>
-                <w:sz w:val="19"/>
+                <w:sz w:val="17"/>
+              </w:rPr>
+            </w:pPr>
+            <w:r>
+              <w:rPr>
+                <w:sz w:val="17"/>
               </w:rPr>
               <w:t>San Diego (The Lindley — completed 2025, KOR is SE); LA/SoCal pipeline (~1,500 units via Toll Brothers); Seattle (Danforth + Pratt Park acquisitions)</w:t>
             </w:r>
@@ -364,14 +363,14 @@
             <w:pPr>
               <w:pStyle w:val="Compact"/>
               <w:rPr>
-                <w:sz w:val="19"/>
+                <w:sz w:val="17"/>
               </w:rPr>
             </w:pPr>
             <w:r>
               <w:rPr>
                 <w:b/>
                 <w:bCs/>
-                <w:sz w:val="19"/>
+                <w:sz w:val="17"/>
               </w:rPr>
               <w:t>Priority</w:t>
             </w:r>
@@ -385,12 +384,12 @@
             <w:pPr>
               <w:pStyle w:val="Compact"/>
               <w:rPr>
-                <w:sz w:val="19"/>
-              </w:rPr>
-            </w:pPr>
-            <w:r>
-              <w:rPr>
-                <w:sz w:val="19"/>
+                <w:sz w:val="17"/>
+              </w:rPr>
+            </w:pPr>
+            <w:r>
+              <w:rPr>
+                <w:sz w:val="17"/>
               </w:rPr>
               <w:t xml:space="preserve">High — KOR’s Toll Brothers relationship (The Lindley) followed the org into KW via the Sept-2025 Apartment Living acquisition. (The Lindley was a Toll Brothers/PGIM development, </w:t>
             </w:r>
@@ -398,13 +397,13 @@
               <w:rPr>
                 <w:i/>
                 <w:iCs/>
-                <w:sz w:val="19"/>
+                <w:sz w:val="17"/>
               </w:rPr>
               <w:t>not</w:t>
             </w:r>
             <w:r>
               <w:rPr>
-                <w:sz w:val="19"/>
+                <w:sz w:val="17"/>
               </w:rPr>
               <w:t xml:space="preserve"> a KW one — frame it as a relationship that carried over, not a KW incumbency.)</w:t>
             </w:r>
@@ -424,14 +423,14 @@
             <w:pPr>
               <w:pStyle w:val="Compact"/>
               <w:rPr>
-                <w:sz w:val="19"/>
+                <w:sz w:val="17"/>
               </w:rPr>
             </w:pPr>
             <w:r>
               <w:rPr>
                 <w:b/>
                 <w:bCs/>
-                <w:sz w:val="19"/>
+                <w:sz w:val="17"/>
               </w:rPr>
               <w:t>Relationship status</w:t>
             </w:r>
@@ -445,12 +444,12 @@
             <w:pPr>
               <w:pStyle w:val="Compact"/>
               <w:rPr>
-                <w:sz w:val="19"/>
-              </w:rPr>
-            </w:pPr>
-            <w:r>
-              <w:rPr>
-                <w:sz w:val="19"/>
+                <w:sz w:val="17"/>
+              </w:rPr>
+            </w:pPr>
+            <w:r>
+              <w:rPr>
+                <w:sz w:val="17"/>
               </w:rPr>
               <w:t xml:space="preserve">Prior engagement confirmed: KOR Structural is the structural engineer of record on </w:t>
             </w:r>
@@ -458,13 +457,13 @@
               <w:rPr>
                 <w:b/>
                 <w:bCs/>
-                <w:sz w:val="19"/>
+                <w:sz w:val="17"/>
               </w:rPr>
               <w:t>The Lindley</w:t>
             </w:r>
             <w:r>
               <w:rPr>
-                <w:sz w:val="19"/>
+                <w:sz w:val="17"/>
               </w:rPr>
               <w:t>, a Toll Brothers/PGIM JV now under Kennedy Wilson management. John McCullough (former Toll Brothers Apartment Living President, now President of KW Multifamily Development) oversaw that project.</w:t>
             </w:r>
@@ -474,7 +473,7 @@
     </w:tbl>
     <w:p>
       <w:r>
-        <w:pict w14:anchorId="4D1B9B84">
+        <w:pict w14:anchorId="05D3694D">
           <v:rect id="_x0000_i1026" style="width:0;height:1.5pt" o:hralign="center" o:hrstd="t" o:hr="t"/>
         </w:pict>
       </w:r>
@@ -482,7 +481,6 @@
     <w:p>
       <w:pPr>
         <w:pStyle w:val="Heading2"/>
-        <w:pageBreakBefore/>
       </w:pPr>
       <w:bookmarkStart w:id="2" w:name="business-footprint"/>
       <w:bookmarkEnd w:id="1"/>
@@ -654,7 +652,7 @@
     </w:p>
     <w:p>
       <w:r>
-        <w:pict w14:anchorId="3729F67D">
+        <w:pict w14:anchorId="1A7B6DFD">
           <v:rect id="_x0000_i1027" style="width:0;height:1.5pt" o:hralign="center" o:hrstd="t" o:hr="t"/>
         </w:pict>
       </w:r>
@@ -662,7 +660,6 @@
     <w:p>
       <w:pPr>
         <w:pStyle w:val="Heading2"/>
-        <w:pageBreakBefore/>
       </w:pPr>
       <w:bookmarkStart w:id="3" w:name="active-pipeline-in-kors-markets"/>
       <w:bookmarkEnd w:id="2"/>
@@ -683,11 +680,11 @@
         <w:tblLook w:val="0420" w:firstRow="1" w:lastRow="0" w:firstColumn="0" w:lastColumn="0" w:noHBand="0" w:noVBand="1"/>
       </w:tblPr>
       <w:tblGrid>
-        <w:gridCol w:w="1912"/>
-        <w:gridCol w:w="1912"/>
-        <w:gridCol w:w="1912"/>
-        <w:gridCol w:w="1912"/>
-        <w:gridCol w:w="1912"/>
+        <w:gridCol w:w="2088"/>
+        <w:gridCol w:w="2088"/>
+        <w:gridCol w:w="2088"/>
+        <w:gridCol w:w="2088"/>
+        <w:gridCol w:w="2088"/>
       </w:tblGrid>
       <w:tr>
         <w:trPr>
@@ -704,13 +701,13 @@
               <w:pStyle w:val="Compact"/>
               <w:rPr>
                 <w:b w:val="0"/>
-                <w:sz w:val="19"/>
+                <w:sz w:val="17"/>
               </w:rPr>
             </w:pPr>
             <w:r>
               <w:rPr>
                 <w:b w:val="0"/>
-                <w:sz w:val="19"/>
+                <w:sz w:val="17"/>
               </w:rPr>
               <w:t>Project</w:t>
             </w:r>
@@ -725,13 +722,13 @@
               <w:pStyle w:val="Compact"/>
               <w:rPr>
                 <w:b w:val="0"/>
-                <w:sz w:val="19"/>
+                <w:sz w:val="17"/>
               </w:rPr>
             </w:pPr>
             <w:r>
               <w:rPr>
                 <w:b w:val="0"/>
-                <w:sz w:val="19"/>
+                <w:sz w:val="17"/>
               </w:rPr>
               <w:t>Location</w:t>
             </w:r>
@@ -746,13 +743,13 @@
               <w:pStyle w:val="Compact"/>
               <w:rPr>
                 <w:b w:val="0"/>
-                <w:sz w:val="19"/>
+                <w:sz w:val="17"/>
               </w:rPr>
             </w:pPr>
             <w:r>
               <w:rPr>
                 <w:b w:val="0"/>
-                <w:sz w:val="19"/>
+                <w:sz w:val="17"/>
               </w:rPr>
               <w:t>Scale</w:t>
             </w:r>
@@ -767,13 +764,13 @@
               <w:pStyle w:val="Compact"/>
               <w:rPr>
                 <w:b w:val="0"/>
-                <w:sz w:val="19"/>
+                <w:sz w:val="17"/>
               </w:rPr>
             </w:pPr>
             <w:r>
               <w:rPr>
                 <w:b w:val="0"/>
-                <w:sz w:val="19"/>
+                <w:sz w:val="17"/>
               </w:rPr>
               <w:t>Stage</w:t>
             </w:r>
@@ -788,13 +785,13 @@
               <w:pStyle w:val="Compact"/>
               <w:rPr>
                 <w:b w:val="0"/>
-                <w:sz w:val="19"/>
+                <w:sz w:val="17"/>
               </w:rPr>
             </w:pPr>
             <w:r>
               <w:rPr>
                 <w:b w:val="0"/>
-                <w:sz w:val="19"/>
+                <w:sz w:val="17"/>
               </w:rPr>
               <w:t>Architect / GC</w:t>
             </w:r>
@@ -814,14 +811,14 @@
             <w:pPr>
               <w:pStyle w:val="Compact"/>
               <w:rPr>
-                <w:sz w:val="19"/>
+                <w:sz w:val="17"/>
               </w:rPr>
             </w:pPr>
             <w:r>
               <w:rPr>
                 <w:b/>
                 <w:bCs/>
-                <w:sz w:val="19"/>
+                <w:sz w:val="17"/>
               </w:rPr>
               <w:t>The Lindley</w:t>
             </w:r>
@@ -835,12 +832,12 @@
             <w:pPr>
               <w:pStyle w:val="Compact"/>
               <w:rPr>
-                <w:sz w:val="19"/>
-              </w:rPr>
-            </w:pPr>
-            <w:r>
-              <w:rPr>
-                <w:sz w:val="19"/>
+                <w:sz w:val="17"/>
+              </w:rPr>
+            </w:pPr>
+            <w:r>
+              <w:rPr>
+                <w:sz w:val="17"/>
               </w:rPr>
               <w:t>Downtown San Diego (1331 Columbia St)</w:t>
             </w:r>
@@ -854,12 +851,12 @@
             <w:pPr>
               <w:pStyle w:val="Compact"/>
               <w:rPr>
-                <w:sz w:val="19"/>
-              </w:rPr>
-            </w:pPr>
-            <w:r>
-              <w:rPr>
-                <w:sz w:val="19"/>
+                <w:sz w:val="17"/>
+              </w:rPr>
+            </w:pPr>
+            <w:r>
+              <w:rPr>
+                <w:sz w:val="17"/>
               </w:rPr>
               <w:t>37-story, 362 residential units + 60-key hotel, 800,000 SF</w:t>
             </w:r>
@@ -873,12 +870,12 @@
             <w:pPr>
               <w:pStyle w:val="Compact"/>
               <w:rPr>
-                <w:sz w:val="19"/>
-              </w:rPr>
-            </w:pPr>
-            <w:r>
-              <w:rPr>
-                <w:sz w:val="19"/>
+                <w:sz w:val="17"/>
+              </w:rPr>
+            </w:pPr>
+            <w:r>
+              <w:rPr>
+                <w:sz w:val="17"/>
               </w:rPr>
               <w:t>Complete — opened March 2025</w:t>
             </w:r>
@@ -892,12 +889,12 @@
             <w:pPr>
               <w:pStyle w:val="Compact"/>
               <w:rPr>
-                <w:sz w:val="19"/>
-              </w:rPr>
-            </w:pPr>
-            <w:r>
-              <w:rPr>
-                <w:sz w:val="19"/>
+                <w:sz w:val="17"/>
+              </w:rPr>
+            </w:pPr>
+            <w:r>
+              <w:rPr>
+                <w:sz w:val="17"/>
               </w:rPr>
               <w:t>JWDA Architects / Swinerton Builders</w:t>
             </w:r>
@@ -916,14 +913,14 @@
             <w:pPr>
               <w:pStyle w:val="Compact"/>
               <w:rPr>
-                <w:sz w:val="19"/>
+                <w:sz w:val="17"/>
               </w:rPr>
             </w:pPr>
             <w:r>
               <w:rPr>
                 <w:b/>
                 <w:bCs/>
-                <w:sz w:val="19"/>
+                <w:sz w:val="17"/>
               </w:rPr>
               <w:t>Warner Center</w:t>
             </w:r>
@@ -937,12 +934,12 @@
             <w:pPr>
               <w:pStyle w:val="Compact"/>
               <w:rPr>
-                <w:sz w:val="19"/>
-              </w:rPr>
-            </w:pPr>
-            <w:r>
-              <w:rPr>
-                <w:sz w:val="19"/>
+                <w:sz w:val="17"/>
+              </w:rPr>
+            </w:pPr>
+            <w:r>
+              <w:rPr>
+                <w:sz w:val="17"/>
               </w:rPr>
               <w:t>6464 Canoga Ave, Los Angeles</w:t>
             </w:r>
@@ -956,12 +953,12 @@
             <w:pPr>
               <w:pStyle w:val="Compact"/>
               <w:rPr>
-                <w:sz w:val="19"/>
-              </w:rPr>
-            </w:pPr>
-            <w:r>
-              <w:rPr>
-                <w:sz w:val="19"/>
+                <w:sz w:val="17"/>
+              </w:rPr>
+            </w:pPr>
+            <w:r>
+              <w:rPr>
+                <w:sz w:val="17"/>
               </w:rPr>
               <w:t>8-story, 276 units, 8,600 SF retail</w:t>
             </w:r>
@@ -975,18 +972,18 @@
             <w:pPr>
               <w:pStyle w:val="Compact"/>
               <w:rPr>
-                <w:sz w:val="19"/>
-              </w:rPr>
-            </w:pPr>
-            <w:r>
-              <w:rPr>
-                <w:sz w:val="19"/>
+                <w:sz w:val="17"/>
+              </w:rPr>
+            </w:pPr>
+            <w:r>
+              <w:rPr>
+                <w:sz w:val="17"/>
               </w:rPr>
               <w:t xml:space="preserve">Approved Dec 2025 (in pre-development / </w:t>
             </w:r>
             <w:r>
               <w:rPr>
-                <w:sz w:val="19"/>
+                <w:sz w:val="17"/>
               </w:rPr>
               <w:lastRenderedPageBreak/>
               <w:t>KW pipeline)</w:t>
@@ -1001,12 +998,12 @@
             <w:pPr>
               <w:pStyle w:val="Compact"/>
               <w:rPr>
-                <w:sz w:val="19"/>
-              </w:rPr>
-            </w:pPr>
-            <w:r>
-              <w:rPr>
-                <w:sz w:val="19"/>
+                <w:sz w:val="17"/>
+              </w:rPr>
+            </w:pPr>
+            <w:r>
+              <w:rPr>
+                <w:sz w:val="17"/>
               </w:rPr>
               <w:lastRenderedPageBreak/>
               <w:t>AC Martin / GC TBD</w:t>
@@ -1027,14 +1024,14 @@
             <w:pPr>
               <w:pStyle w:val="Compact"/>
               <w:rPr>
-                <w:sz w:val="19"/>
+                <w:sz w:val="17"/>
               </w:rPr>
             </w:pPr>
             <w:r>
               <w:rPr>
                 <w:b/>
                 <w:bCs/>
-                <w:sz w:val="19"/>
+                <w:sz w:val="17"/>
               </w:rPr>
               <w:t>Culver City / Long Beach</w:t>
             </w:r>
@@ -1048,12 +1045,12 @@
             <w:pPr>
               <w:pStyle w:val="Compact"/>
               <w:rPr>
-                <w:sz w:val="19"/>
-              </w:rPr>
-            </w:pPr>
-            <w:r>
-              <w:rPr>
-                <w:sz w:val="19"/>
+                <w:sz w:val="17"/>
+              </w:rPr>
+            </w:pPr>
+            <w:r>
+              <w:rPr>
+                <w:sz w:val="17"/>
               </w:rPr>
               <w:t>LA Metro</w:t>
             </w:r>
@@ -1067,12 +1064,12 @@
             <w:pPr>
               <w:pStyle w:val="Compact"/>
               <w:rPr>
-                <w:sz w:val="19"/>
-              </w:rPr>
-            </w:pPr>
-            <w:r>
-              <w:rPr>
-                <w:sz w:val="19"/>
+                <w:sz w:val="17"/>
+              </w:rPr>
+            </w:pPr>
+            <w:r>
+              <w:rPr>
+                <w:sz w:val="17"/>
               </w:rPr>
               <w:t>~1,200+ units across multiple sites</w:t>
             </w:r>
@@ -1086,12 +1083,12 @@
             <w:pPr>
               <w:pStyle w:val="Compact"/>
               <w:rPr>
-                <w:sz w:val="19"/>
-              </w:rPr>
-            </w:pPr>
-            <w:r>
-              <w:rPr>
-                <w:sz w:val="19"/>
+                <w:sz w:val="17"/>
+              </w:rPr>
+            </w:pPr>
+            <w:r>
+              <w:rPr>
+                <w:sz w:val="17"/>
               </w:rPr>
               <w:t>Planning / entitlement (Toll Brothers pipeline, now KW)</w:t>
             </w:r>
@@ -1105,12 +1102,12 @@
             <w:pPr>
               <w:pStyle w:val="Compact"/>
               <w:rPr>
-                <w:sz w:val="19"/>
-              </w:rPr>
-            </w:pPr>
-            <w:r>
-              <w:rPr>
-                <w:sz w:val="19"/>
+                <w:sz w:val="17"/>
+              </w:rPr>
+            </w:pPr>
+            <w:r>
+              <w:rPr>
+                <w:sz w:val="17"/>
               </w:rPr>
               <w:t>TBD</w:t>
             </w:r>
@@ -1129,14 +1126,14 @@
             <w:pPr>
               <w:pStyle w:val="Compact"/>
               <w:rPr>
-                <w:sz w:val="19"/>
+                <w:sz w:val="17"/>
               </w:rPr>
             </w:pPr>
             <w:r>
               <w:rPr>
                 <w:b/>
                 <w:bCs/>
-                <w:sz w:val="19"/>
+                <w:sz w:val="17"/>
               </w:rPr>
               <w:t>Anacapa Canyon</w:t>
             </w:r>
@@ -1150,12 +1147,12 @@
             <w:pPr>
               <w:pStyle w:val="Compact"/>
               <w:rPr>
-                <w:sz w:val="19"/>
-              </w:rPr>
-            </w:pPr>
-            <w:r>
-              <w:rPr>
-                <w:sz w:val="19"/>
+                <w:sz w:val="17"/>
+              </w:rPr>
+            </w:pPr>
+            <w:r>
+              <w:rPr>
+                <w:sz w:val="17"/>
               </w:rPr>
               <w:t>Camarillo, CA</w:t>
             </w:r>
@@ -1169,12 +1166,12 @@
             <w:pPr>
               <w:pStyle w:val="Compact"/>
               <w:rPr>
-                <w:sz w:val="19"/>
-              </w:rPr>
-            </w:pPr>
-            <w:r>
-              <w:rPr>
-                <w:sz w:val="19"/>
+                <w:sz w:val="17"/>
+              </w:rPr>
+            </w:pPr>
+            <w:r>
+              <w:rPr>
+                <w:sz w:val="17"/>
               </w:rPr>
               <w:t>589 units (master-planned; 310 market rate + 170 senior + 109 for-sale)</w:t>
             </w:r>
@@ -1188,12 +1185,12 @@
             <w:pPr>
               <w:pStyle w:val="Compact"/>
               <w:rPr>
-                <w:sz w:val="19"/>
-              </w:rPr>
-            </w:pPr>
-            <w:r>
-              <w:rPr>
-                <w:sz w:val="19"/>
+                <w:sz w:val="17"/>
+              </w:rPr>
+            </w:pPr>
+            <w:r>
+              <w:rPr>
+                <w:sz w:val="17"/>
               </w:rPr>
               <w:t>Delivering — first move-ins 2024</w:t>
             </w:r>
@@ -1207,12 +1204,12 @@
             <w:pPr>
               <w:pStyle w:val="Compact"/>
               <w:rPr>
-                <w:sz w:val="19"/>
-              </w:rPr>
-            </w:pPr>
-            <w:r>
-              <w:rPr>
-                <w:sz w:val="19"/>
+                <w:sz w:val="17"/>
+              </w:rPr>
+            </w:pPr>
+            <w:r>
+              <w:rPr>
+                <w:sz w:val="17"/>
               </w:rPr>
               <w:t>TBD</w:t>
             </w:r>
@@ -1232,14 +1229,14 @@
             <w:pPr>
               <w:pStyle w:val="Compact"/>
               <w:rPr>
-                <w:sz w:val="19"/>
+                <w:sz w:val="17"/>
               </w:rPr>
             </w:pPr>
             <w:r>
               <w:rPr>
                 <w:b/>
                 <w:bCs/>
-                <w:sz w:val="19"/>
+                <w:sz w:val="17"/>
               </w:rPr>
               <w:t>The Danforth</w:t>
             </w:r>
@@ -1253,12 +1250,12 @@
             <w:pPr>
               <w:pStyle w:val="Compact"/>
               <w:rPr>
-                <w:sz w:val="19"/>
-              </w:rPr>
-            </w:pPr>
-            <w:r>
-              <w:rPr>
-                <w:sz w:val="19"/>
+                <w:sz w:val="17"/>
+              </w:rPr>
+            </w:pPr>
+            <w:r>
+              <w:rPr>
+                <w:sz w:val="17"/>
               </w:rPr>
               <w:t>First Hill, Seattle WA</w:t>
             </w:r>
@@ -1272,12 +1269,12 @@
             <w:pPr>
               <w:pStyle w:val="Compact"/>
               <w:rPr>
-                <w:sz w:val="19"/>
-              </w:rPr>
-            </w:pPr>
-            <w:r>
-              <w:rPr>
-                <w:sz w:val="19"/>
+                <w:sz w:val="17"/>
+              </w:rPr>
+            </w:pPr>
+            <w:r>
+              <w:rPr>
+                <w:sz w:val="17"/>
               </w:rPr>
               <w:t>16-story, 265 units</w:t>
             </w:r>
@@ -1291,12 +1288,12 @@
             <w:pPr>
               <w:pStyle w:val="Compact"/>
               <w:rPr>
-                <w:sz w:val="19"/>
-              </w:rPr>
-            </w:pPr>
-            <w:r>
-              <w:rPr>
-                <w:sz w:val="19"/>
+                <w:sz w:val="17"/>
+              </w:rPr>
+            </w:pPr>
+            <w:r>
+              <w:rPr>
+                <w:sz w:val="17"/>
               </w:rPr>
               <w:t>Stabilized — acquired June 2025 ($173M with Japanese JV partners)</w:t>
             </w:r>
@@ -1310,12 +1307,12 @@
             <w:pPr>
               <w:pStyle w:val="Compact"/>
               <w:rPr>
-                <w:sz w:val="19"/>
-              </w:rPr>
-            </w:pPr>
-            <w:r>
-              <w:rPr>
-                <w:sz w:val="19"/>
+                <w:sz w:val="17"/>
+              </w:rPr>
+            </w:pPr>
+            <w:r>
+              <w:rPr>
+                <w:sz w:val="17"/>
               </w:rPr>
               <w:t>Existing asset</w:t>
             </w:r>
@@ -1334,14 +1331,14 @@
             <w:pPr>
               <w:pStyle w:val="Compact"/>
               <w:rPr>
-                <w:sz w:val="19"/>
+                <w:sz w:val="17"/>
               </w:rPr>
             </w:pPr>
             <w:r>
               <w:rPr>
                 <w:b/>
                 <w:bCs/>
-                <w:sz w:val="19"/>
+                <w:sz w:val="17"/>
               </w:rPr>
               <w:t>Pratt Park</w:t>
             </w:r>
@@ -1355,12 +1352,12 @@
             <w:pPr>
               <w:pStyle w:val="Compact"/>
               <w:rPr>
-                <w:sz w:val="19"/>
-              </w:rPr>
-            </w:pPr>
-            <w:r>
-              <w:rPr>
-                <w:sz w:val="19"/>
+                <w:sz w:val="17"/>
+              </w:rPr>
+            </w:pPr>
+            <w:r>
+              <w:rPr>
+                <w:sz w:val="17"/>
               </w:rPr>
               <w:t>Central District, Seattle WA</w:t>
             </w:r>
@@ -1374,12 +1371,12 @@
             <w:pPr>
               <w:pStyle w:val="Compact"/>
               <w:rPr>
-                <w:sz w:val="19"/>
-              </w:rPr>
-            </w:pPr>
-            <w:r>
-              <w:rPr>
-                <w:sz w:val="19"/>
+                <w:sz w:val="17"/>
+              </w:rPr>
+            </w:pPr>
+            <w:r>
+              <w:rPr>
+                <w:sz w:val="17"/>
               </w:rPr>
               <w:t>6-story, 248 units</w:t>
             </w:r>
@@ -1393,12 +1390,12 @@
             <w:pPr>
               <w:pStyle w:val="Compact"/>
               <w:rPr>
-                <w:sz w:val="19"/>
-              </w:rPr>
-            </w:pPr>
-            <w:r>
-              <w:rPr>
-                <w:sz w:val="19"/>
+                <w:sz w:val="17"/>
+              </w:rPr>
+            </w:pPr>
+            <w:r>
+              <w:rPr>
+                <w:sz w:val="17"/>
               </w:rPr>
               <w:t>Stabilized — acquired ~2025 ($80.4M)</w:t>
             </w:r>
@@ -1412,12 +1409,12 @@
             <w:pPr>
               <w:pStyle w:val="Compact"/>
               <w:rPr>
-                <w:sz w:val="19"/>
-              </w:rPr>
-            </w:pPr>
-            <w:r>
-              <w:rPr>
-                <w:sz w:val="19"/>
+                <w:sz w:val="17"/>
+              </w:rPr>
+            </w:pPr>
+            <w:r>
+              <w:rPr>
+                <w:sz w:val="17"/>
               </w:rPr>
               <w:t>Existing asset</w:t>
             </w:r>
@@ -1457,7 +1454,7 @@
     </w:p>
     <w:p>
       <w:r>
-        <w:pict w14:anchorId="5FE1E396">
+        <w:pict w14:anchorId="0C375389">
           <v:rect id="_x0000_i1028" style="width:0;height:1.5pt" o:hralign="center" o:hrstd="t" o:hr="t"/>
         </w:pict>
       </w:r>
@@ -1465,7 +1462,6 @@
     <w:p>
       <w:pPr>
         <w:pStyle w:val="Heading2"/>
-        <w:pageBreakBefore/>
       </w:pPr>
       <w:bookmarkStart w:id="4" w:name="who-decides-structural-who-to-know"/>
       <w:bookmarkEnd w:id="3"/>
@@ -1486,10 +1482,10 @@
         <w:tblLook w:val="0420" w:firstRow="1" w:lastRow="0" w:firstColumn="0" w:lastColumn="0" w:noHBand="0" w:noVBand="1"/>
       </w:tblPr>
       <w:tblGrid>
-        <w:gridCol w:w="2221"/>
-        <w:gridCol w:w="2221"/>
-        <w:gridCol w:w="2897"/>
-        <w:gridCol w:w="2221"/>
+        <w:gridCol w:w="2609"/>
+        <w:gridCol w:w="2609"/>
+        <w:gridCol w:w="2613"/>
+        <w:gridCol w:w="2609"/>
       </w:tblGrid>
       <w:tr>
         <w:trPr>
@@ -1506,13 +1502,13 @@
               <w:pStyle w:val="Compact"/>
               <w:rPr>
                 <w:b w:val="0"/>
-                <w:sz w:val="19"/>
+                <w:sz w:val="17"/>
               </w:rPr>
             </w:pPr>
             <w:r>
               <w:rPr>
                 <w:b w:val="0"/>
-                <w:sz w:val="19"/>
+                <w:sz w:val="17"/>
               </w:rPr>
               <w:t>Name</w:t>
             </w:r>
@@ -1527,13 +1523,13 @@
               <w:pStyle w:val="Compact"/>
               <w:rPr>
                 <w:b w:val="0"/>
-                <w:sz w:val="19"/>
+                <w:sz w:val="17"/>
               </w:rPr>
             </w:pPr>
             <w:r>
               <w:rPr>
                 <w:b w:val="0"/>
-                <w:sz w:val="19"/>
+                <w:sz w:val="17"/>
               </w:rPr>
               <w:t>Title</w:t>
             </w:r>
@@ -1548,13 +1544,13 @@
               <w:pStyle w:val="Compact"/>
               <w:rPr>
                 <w:b w:val="0"/>
-                <w:sz w:val="19"/>
+                <w:sz w:val="17"/>
               </w:rPr>
             </w:pPr>
             <w:r>
               <w:rPr>
                 <w:b w:val="0"/>
-                <w:sz w:val="19"/>
+                <w:sz w:val="17"/>
               </w:rPr>
               <w:t>Email</w:t>
             </w:r>
@@ -1569,13 +1565,13 @@
               <w:pStyle w:val="Compact"/>
               <w:rPr>
                 <w:b w:val="0"/>
-                <w:sz w:val="19"/>
+                <w:sz w:val="17"/>
               </w:rPr>
             </w:pPr>
             <w:r>
               <w:rPr>
                 <w:b w:val="0"/>
-                <w:sz w:val="19"/>
+                <w:sz w:val="17"/>
               </w:rPr>
               <w:t>Role in SE Decisions</w:t>
             </w:r>
@@ -1595,14 +1591,14 @@
             <w:pPr>
               <w:pStyle w:val="Compact"/>
               <w:rPr>
-                <w:sz w:val="19"/>
+                <w:sz w:val="17"/>
               </w:rPr>
             </w:pPr>
             <w:r>
               <w:rPr>
                 <w:b/>
                 <w:bCs/>
-                <w:sz w:val="19"/>
+                <w:sz w:val="17"/>
               </w:rPr>
               <w:t>Michael Eadie</w:t>
             </w:r>
@@ -1616,12 +1612,12 @@
             <w:pPr>
               <w:pStyle w:val="Compact"/>
               <w:rPr>
-                <w:sz w:val="19"/>
-              </w:rPr>
-            </w:pPr>
-            <w:r>
-              <w:rPr>
-                <w:sz w:val="19"/>
+                <w:sz w:val="17"/>
+              </w:rPr>
+            </w:pPr>
+            <w:r>
+              <w:rPr>
+                <w:sz w:val="17"/>
               </w:rPr>
               <w:t>Head of U.S. Development &amp; Construction</w:t>
             </w:r>
@@ -1635,12 +1631,12 @@
             <w:pPr>
               <w:pStyle w:val="Compact"/>
               <w:rPr>
-                <w:sz w:val="19"/>
-              </w:rPr>
-            </w:pPr>
-            <w:r>
-              <w:rPr>
-                <w:sz w:val="19"/>
+                <w:sz w:val="17"/>
+              </w:rPr>
+            </w:pPr>
+            <w:r>
+              <w:rPr>
+                <w:sz w:val="17"/>
               </w:rPr>
               <w:t>meadie@kennedywilson.com</w:t>
             </w:r>
@@ -1654,26 +1650,26 @@
             <w:pPr>
               <w:pStyle w:val="Compact"/>
               <w:rPr>
-                <w:sz w:val="19"/>
+                <w:sz w:val="17"/>
               </w:rPr>
             </w:pPr>
             <w:r>
               <w:rPr>
                 <w:b/>
                 <w:bCs/>
-                <w:sz w:val="19"/>
+                <w:sz w:val="17"/>
               </w:rPr>
               <w:t>PRIMARY.</w:t>
             </w:r>
             <w:r>
               <w:rPr>
-                <w:sz w:val="19"/>
+                <w:sz w:val="17"/>
               </w:rPr>
               <w:t xml:space="preserve"> Owns all US construction decisions; oversees 80+ properties with $2.5B+ active budgets. 25 years experience, career-</w:t>
             </w:r>
             <w:r>
               <w:rPr>
-                <w:sz w:val="19"/>
+                <w:sz w:val="17"/>
               </w:rPr>
               <w:lastRenderedPageBreak/>
               <w:t>long KW employee (PM → VP → Managing Director).</w:t>
@@ -1693,14 +1689,14 @@
             <w:pPr>
               <w:pStyle w:val="Compact"/>
               <w:rPr>
-                <w:sz w:val="19"/>
+                <w:sz w:val="17"/>
               </w:rPr>
             </w:pPr>
             <w:r>
               <w:rPr>
                 <w:b/>
                 <w:bCs/>
-                <w:sz w:val="19"/>
+                <w:sz w:val="17"/>
               </w:rPr>
               <w:lastRenderedPageBreak/>
               <w:t>John McCullough</w:t>
@@ -1715,12 +1711,12 @@
             <w:pPr>
               <w:pStyle w:val="Compact"/>
               <w:rPr>
-                <w:sz w:val="19"/>
-              </w:rPr>
-            </w:pPr>
-            <w:r>
-              <w:rPr>
-                <w:sz w:val="19"/>
+                <w:sz w:val="17"/>
+              </w:rPr>
+            </w:pPr>
+            <w:r>
+              <w:rPr>
+                <w:sz w:val="17"/>
               </w:rPr>
               <w:t>President, Multifamily Development</w:t>
             </w:r>
@@ -1734,12 +1730,12 @@
             <w:pPr>
               <w:pStyle w:val="Compact"/>
               <w:rPr>
-                <w:sz w:val="19"/>
-              </w:rPr>
-            </w:pPr>
-            <w:r>
-              <w:rPr>
-                <w:sz w:val="19"/>
+                <w:sz w:val="17"/>
+              </w:rPr>
+            </w:pPr>
+            <w:r>
+              <w:rPr>
+                <w:sz w:val="17"/>
               </w:rPr>
               <w:t>jmccullough@kennedywilson.com</w:t>
             </w:r>
@@ -1753,26 +1749,26 @@
             <w:pPr>
               <w:pStyle w:val="Compact"/>
               <w:rPr>
-                <w:sz w:val="19"/>
+                <w:sz w:val="17"/>
               </w:rPr>
             </w:pPr>
             <w:r>
               <w:rPr>
                 <w:b/>
                 <w:bCs/>
-                <w:sz w:val="19"/>
+                <w:sz w:val="17"/>
               </w:rPr>
               <w:t>SECONDARY / warm intro.</w:t>
             </w:r>
             <w:r>
               <w:rPr>
-                <w:sz w:val="19"/>
+                <w:sz w:val="17"/>
               </w:rPr>
               <w:t xml:space="preserve"> </w:t>
             </w:r>
             <w:r>
               <w:rPr>
-                <w:sz w:val="19"/>
+                <w:sz w:val="17"/>
               </w:rPr>
               <w:t>Ran Toll Brothers Apartment Living when KOR did The Lindley — he knows the firm. Now owns the 29-site pipeline. 20-year Toll veteran.</w:t>
             </w:r>
@@ -1792,14 +1788,14 @@
             <w:pPr>
               <w:pStyle w:val="Compact"/>
               <w:rPr>
-                <w:sz w:val="19"/>
+                <w:sz w:val="17"/>
               </w:rPr>
             </w:pPr>
             <w:r>
               <w:rPr>
                 <w:b/>
                 <w:bCs/>
-                <w:sz w:val="19"/>
+                <w:sz w:val="17"/>
               </w:rPr>
               <w:t>William McMorrow</w:t>
             </w:r>
@@ -1813,12 +1809,12 @@
             <w:pPr>
               <w:pStyle w:val="Compact"/>
               <w:rPr>
-                <w:sz w:val="19"/>
-              </w:rPr>
-            </w:pPr>
-            <w:r>
-              <w:rPr>
-                <w:sz w:val="19"/>
+                <w:sz w:val="17"/>
+              </w:rPr>
+            </w:pPr>
+            <w:r>
+              <w:rPr>
+                <w:sz w:val="17"/>
               </w:rPr>
               <w:t>Chairman &amp; CEO</w:t>
             </w:r>
@@ -1832,12 +1828,12 @@
             <w:pPr>
               <w:pStyle w:val="Compact"/>
               <w:rPr>
-                <w:sz w:val="19"/>
-              </w:rPr>
-            </w:pPr>
-            <w:r>
-              <w:rPr>
-                <w:sz w:val="19"/>
+                <w:sz w:val="17"/>
+              </w:rPr>
+            </w:pPr>
+            <w:r>
+              <w:rPr>
+                <w:sz w:val="17"/>
               </w:rPr>
               <w:t>wmcmorrow@kennedywilson.com</w:t>
             </w:r>
@@ -1851,12 +1847,12 @@
             <w:pPr>
               <w:pStyle w:val="Compact"/>
               <w:rPr>
-                <w:sz w:val="19"/>
-              </w:rPr>
-            </w:pPr>
-            <w:r>
-              <w:rPr>
-                <w:sz w:val="19"/>
+                <w:sz w:val="17"/>
+              </w:rPr>
+            </w:pPr>
+            <w:r>
+              <w:rPr>
+                <w:sz w:val="17"/>
               </w:rPr>
               <w:t>Relationship target for firm-level positioning; not a day-to-day SE decision-maker.</w:t>
             </w:r>
@@ -1875,14 +1871,14 @@
             <w:pPr>
               <w:pStyle w:val="Compact"/>
               <w:rPr>
-                <w:sz w:val="19"/>
+                <w:sz w:val="17"/>
               </w:rPr>
             </w:pPr>
             <w:r>
               <w:rPr>
                 <w:b/>
                 <w:bCs/>
-                <w:sz w:val="19"/>
+                <w:sz w:val="17"/>
               </w:rPr>
               <w:t>Dan Hartman</w:t>
             </w:r>
@@ -1896,12 +1892,12 @@
             <w:pPr>
               <w:pStyle w:val="Compact"/>
               <w:rPr>
-                <w:sz w:val="19"/>
-              </w:rPr>
-            </w:pPr>
-            <w:r>
-              <w:rPr>
-                <w:sz w:val="19"/>
+                <w:sz w:val="17"/>
+              </w:rPr>
+            </w:pPr>
+            <w:r>
+              <w:rPr>
+                <w:sz w:val="17"/>
               </w:rPr>
               <w:t>Managing Director</w:t>
             </w:r>
@@ -1915,12 +1911,12 @@
             <w:pPr>
               <w:pStyle w:val="Compact"/>
               <w:rPr>
-                <w:sz w:val="19"/>
-              </w:rPr>
-            </w:pPr>
-            <w:r>
-              <w:rPr>
-                <w:sz w:val="19"/>
+                <w:sz w:val="17"/>
+              </w:rPr>
+            </w:pPr>
+            <w:r>
+              <w:rPr>
+                <w:sz w:val="17"/>
               </w:rPr>
               <w:t>dhartman@kennedywilson.com</w:t>
             </w:r>
@@ -1934,12 +1930,12 @@
             <w:pPr>
               <w:pStyle w:val="Compact"/>
               <w:rPr>
-                <w:sz w:val="19"/>
-              </w:rPr>
-            </w:pPr>
-            <w:r>
-              <w:rPr>
-                <w:sz w:val="19"/>
+                <w:sz w:val="17"/>
+              </w:rPr>
+            </w:pPr>
+            <w:r>
+              <w:rPr>
+                <w:sz w:val="17"/>
               </w:rPr>
               <w:t>Heads Debt Investment / construction lending (NY-based). Relevant if KOR needs a financing intro, not for SE procurement.</w:t>
             </w:r>
@@ -1959,14 +1955,14 @@
             <w:pPr>
               <w:pStyle w:val="Compact"/>
               <w:rPr>
-                <w:sz w:val="19"/>
+                <w:sz w:val="17"/>
               </w:rPr>
             </w:pPr>
             <w:r>
               <w:rPr>
                 <w:b/>
                 <w:bCs/>
-                <w:sz w:val="19"/>
+                <w:sz w:val="17"/>
               </w:rPr>
               <w:t>Declan Hegarty</w:t>
             </w:r>
@@ -1980,12 +1976,12 @@
             <w:pPr>
               <w:pStyle w:val="Compact"/>
               <w:rPr>
-                <w:sz w:val="19"/>
-              </w:rPr>
-            </w:pPr>
-            <w:r>
-              <w:rPr>
-                <w:sz w:val="19"/>
+                <w:sz w:val="17"/>
+              </w:rPr>
+            </w:pPr>
+            <w:r>
+              <w:rPr>
+                <w:sz w:val="17"/>
               </w:rPr>
               <w:t>Director, Development</w:t>
             </w:r>
@@ -1999,12 +1995,12 @@
             <w:pPr>
               <w:pStyle w:val="Compact"/>
               <w:rPr>
-                <w:sz w:val="19"/>
-              </w:rPr>
-            </w:pPr>
-            <w:r>
-              <w:rPr>
-                <w:sz w:val="19"/>
+                <w:sz w:val="17"/>
+              </w:rPr>
+            </w:pPr>
+            <w:r>
+              <w:rPr>
+                <w:sz w:val="17"/>
               </w:rPr>
               <w:t>dhegarty@kennedywilson.com</w:t>
             </w:r>
@@ -2018,20 +2014,20 @@
             <w:pPr>
               <w:pStyle w:val="Compact"/>
               <w:rPr>
-                <w:sz w:val="19"/>
+                <w:sz w:val="17"/>
               </w:rPr>
             </w:pPr>
             <w:r>
               <w:rPr>
                 <w:b/>
                 <w:bCs/>
-                <w:sz w:val="19"/>
+                <w:sz w:val="17"/>
               </w:rPr>
               <w:t>Confirmed Europe-based (Ireland).</w:t>
             </w:r>
             <w:r>
               <w:rPr>
-                <w:sz w:val="19"/>
+                <w:sz w:val="17"/>
               </w:rPr>
               <w:t xml:space="preserve"> Not a US development contact. Do not pursue for SoCal work.</w:t>
             </w:r>
@@ -2056,7 +2052,7 @@
     </w:p>
     <w:p>
       <w:r>
-        <w:pict w14:anchorId="77E4EAF3">
+        <w:pict w14:anchorId="418C7354">
           <v:rect id="_x0000_i1029" style="width:0;height:1.5pt" o:hralign="center" o:hrstd="t" o:hr="t"/>
         </w:pict>
       </w:r>
@@ -2064,7 +2060,6 @@
     <w:p>
       <w:pPr>
         <w:pStyle w:val="Heading2"/>
-        <w:pageBreakBefore/>
       </w:pPr>
       <w:bookmarkStart w:id="5" w:name="competitive-reality"/>
       <w:bookmarkEnd w:id="4"/>
@@ -2180,7 +2175,7 @@
     </w:p>
     <w:p>
       <w:r>
-        <w:pict w14:anchorId="241656FA">
+        <w:pict w14:anchorId="44313F13">
           <v:rect id="_x0000_i1030" style="width:0;height:1.5pt" o:hralign="center" o:hrstd="t" o:hr="t"/>
         </w:pict>
       </w:r>
@@ -2188,7 +2183,6 @@
     <w:p>
       <w:pPr>
         <w:pStyle w:val="Heading2"/>
-        <w:pageBreakBefore/>
       </w:pPr>
       <w:bookmarkStart w:id="6" w:name="kor-angle-how-to-win"/>
       <w:bookmarkEnd w:id="5"/>
@@ -2409,7 +2403,7 @@
     </w:p>
     <w:p>
       <w:r>
-        <w:pict w14:anchorId="0813817A">
+        <w:pict w14:anchorId="304D8269">
           <v:rect id="_x0000_i1031" style="width:0;height:1.5pt" o:hralign="center" o:hrstd="t" o:hr="t"/>
         </w:pict>
       </w:r>
@@ -2417,7 +2411,6 @@
     <w:p>
       <w:pPr>
         <w:pStyle w:val="Heading2"/>
-        <w:pageBreakBefore/>
       </w:pPr>
       <w:bookmarkStart w:id="7" w:name="sources"/>
       <w:bookmarkEnd w:id="6"/>
@@ -2721,8 +2714,9 @@
         <w:numRestart w:val="eachSect"/>
       </w:footnotePr>
       <w:pgSz w:w="12240" w:h="15840"/>
-      <w:pgMar w:top="1440" w:right="1440" w:bottom="1440" w:left="1440" w:header="720" w:footer="720" w:gutter="0"/>
+      <w:pgMar w:top="860" w:right="1000" w:bottom="860" w:left="1000" w:header="720" w:footer="720" w:gutter="0"/>
       <w:cols w:space="720"/>
+      <w:docGrid w:linePitch="245"/>
     </w:sectPr>
   </w:body>
 </w:document>
@@ -2733,7 +2727,7 @@
   <w:abstractNum w:abstractNumId="0" w15:restartNumberingAfterBreak="0">
     <w:nsid w:val="0000A990"/>
     <w:multiLevelType w:val="multilevel"/>
-    <w:tmpl w:val="2E6A0936"/>
+    <w:tmpl w:val="55121522"/>
     <w:lvl w:ilvl="0">
       <w:numFmt w:val="bullet"/>
       <w:lvlText w:val=" "/>
@@ -2810,7 +2804,7 @@
   <w:abstractNum w:abstractNumId="1" w15:restartNumberingAfterBreak="0">
     <w:nsid w:val="0000A991"/>
     <w:multiLevelType w:val="multilevel"/>
-    <w:tmpl w:val="B4D6F240"/>
+    <w:tmpl w:val="AE3813FA"/>
     <w:lvl w:ilvl="0">
       <w:numFmt w:val="bullet"/>
       <w:lvlText w:val=""/>
@@ -2914,7 +2908,7 @@
   <w:abstractNum w:abstractNumId="2" w15:restartNumberingAfterBreak="0">
     <w:nsid w:val="00A99411"/>
     <w:multiLevelType w:val="multilevel"/>
-    <w:tmpl w:val="2678427C"/>
+    <w:tmpl w:val="E5D225E2"/>
     <w:lvl w:ilvl="0">
       <w:start w:val="1"/>
       <w:numFmt w:val="decimal"/>
@@ -2997,16 +2991,16 @@
       </w:pPr>
     </w:lvl>
   </w:abstractNum>
-  <w:num w:numId="1" w16cid:durableId="1440291976">
+  <w:num w:numId="1" w16cid:durableId="1603143454">
     <w:abstractNumId w:val="0"/>
   </w:num>
-  <w:num w:numId="2" w16cid:durableId="1488984028">
+  <w:num w:numId="2" w16cid:durableId="1705671252">
     <w:abstractNumId w:val="1"/>
   </w:num>
-  <w:num w:numId="3" w16cid:durableId="35082120">
+  <w:num w:numId="3" w16cid:durableId="1830905869">
     <w:abstractNumId w:val="1"/>
   </w:num>
-  <w:num w:numId="4" w16cid:durableId="1750079286">
+  <w:num w:numId="4" w16cid:durableId="822965391">
     <w:abstractNumId w:val="2"/>
     <w:lvlOverride w:ilvl="0">
       <w:startOverride w:val="1"/>
@@ -3036,7 +3030,7 @@
       <w:startOverride w:val="1"/>
     </w:lvlOverride>
   </w:num>
-  <w:num w:numId="5" w16cid:durableId="1788697435">
+  <w:num w:numId="5" w16cid:durableId="412170957">
     <w:abstractNumId w:val="2"/>
     <w:lvlOverride w:ilvl="0">
       <w:startOverride w:val="1"/>
@@ -3066,7 +3060,7 @@
       <w:startOverride w:val="1"/>
     </w:lvlOverride>
   </w:num>
-  <w:num w:numId="6" w16cid:durableId="141050012">
+  <w:num w:numId="6" w16cid:durableId="438450758">
     <w:abstractNumId w:val="1"/>
   </w:num>
 </w:numbering>
@@ -3337,11 +3331,11 @@
     <w:name w:val="Normal"/>
     <w:qFormat/>
     <w:pPr>
-      <w:spacing w:after="120"/>
+      <w:spacing w:after="40"/>
     </w:pPr>
     <w:rPr>
       <w:rFonts w:ascii="Calibri" w:hAnsi="Calibri" w:cs="Calibri"/>
-      <w:sz w:val="21"/>
+      <w:sz w:val="18"/>
     </w:rPr>
   </w:style>
   <w:style w:type="paragraph" w:styleId="Heading1">
@@ -3355,14 +3349,14 @@
     <w:pPr>
       <w:keepNext/>
       <w:keepLines/>
-      <w:spacing w:before="240" w:after="80"/>
+      <w:spacing w:before="100" w:after="20"/>
       <w:outlineLvl w:val="0"/>
     </w:pPr>
     <w:rPr>
       <w:rFonts w:eastAsiaTheme="majorEastAsia"/>
       <w:b/>
       <w:color w:val="1F3B5F"/>
-      <w:sz w:val="30"/>
+      <w:sz w:val="24"/>
       <w:szCs w:val="40"/>
     </w:rPr>
   </w:style>
@@ -3426,7 +3420,7 @@
     <w:pPr>
       <w:keepNext/>
       <w:keepLines/>
-      <w:spacing w:before="80" w:after="40"/>
+      <w:spacing w:before="80"/>
       <w:outlineLvl w:val="3"/>
     </w:pPr>
     <w:rPr>
@@ -3449,7 +3443,7 @@
     <w:pPr>
       <w:keepNext/>
       <w:keepLines/>
-      <w:spacing w:before="80" w:after="40"/>
+      <w:spacing w:before="80"/>
       <w:outlineLvl w:val="4"/>
     </w:pPr>
     <w:rPr>
@@ -3604,7 +3598,7 @@
     <w:rsid w:val="00A10FD9"/>
     <w:pPr>
       <w:keepNext/>
-      <w:spacing w:before="240" w:after="80"/>
+      <w:spacing w:before="100" w:after="20"/>
       <w:contextualSpacing/>
       <w:jc w:val="center"/>
     </w:pPr>
@@ -3612,7 +3606,7 @@
       <w:rFonts w:eastAsiaTheme="majorEastAsia"/>
       <w:b/>
       <w:color w:val="1F3B5F"/>
-      <w:sz w:val="40"/>
+      <w:sz w:val="26"/>
       <w:szCs w:val="56"/>
     </w:rPr>
   </w:style>
@@ -3626,7 +3620,7 @@
       <w:rFonts w:ascii="Calibri" w:eastAsiaTheme="majorEastAsia" w:hAnsi="Calibri" w:cs="Calibri"/>
       <w:b/>
       <w:color w:val="1F3B5F"/>
-      <w:sz w:val="40"/>
+      <w:sz w:val="26"/>
       <w:szCs w:val="56"/>
     </w:rPr>
   </w:style>
@@ -3737,7 +3731,6 @@
       <w:rFonts w:ascii="Calibri" w:eastAsiaTheme="majorEastAsia" w:hAnsi="Calibri" w:cs="Calibri"/>
       <w:b/>
       <w:color w:val="1F3B5F"/>
-      <w:sz w:val="30"/>
       <w:szCs w:val="40"/>
     </w:rPr>
   </w:style>
@@ -3924,6 +3917,9 @@
     <w:name w:val="caption"/>
     <w:basedOn w:val="Normal"/>
     <w:link w:val="CaptionChar"/>
+    <w:pPr>
+      <w:spacing w:after="120"/>
+    </w:pPr>
     <w:rPr>
       <w:i/>
     </w:rPr>
@@ -3990,7 +3986,7 @@
     <w:unhideWhenUsed/>
     <w:qFormat/>
     <w:pPr>
-      <w:spacing w:line="259" w:lineRule="auto"/>
+      <w:spacing w:before="240" w:line="259" w:lineRule="auto"/>
       <w:outlineLvl w:val="9"/>
     </w:pPr>
     <w:rPr>
@@ -4301,7 +4297,7 @@
     <w:name w:val="Grid Table 4"/>
     <w:basedOn w:val="TableNormal"/>
     <w:uiPriority w:val="49"/>
-    <w:rsid w:val="00985029"/>
+    <w:rsid w:val="00DF755B"/>
     <w:pPr>
       <w:spacing w:after="0"/>
     </w:pPr>
